--- a/docs/docx/16_CODE_SANITIZE.docx
+++ b/docs/docx/16_CODE_SANITIZE.docx
@@ -2,7 +2,7 @@
 <file path=word/document.xml><?xml version="1.0" encoding="utf-8"?>
 <w:document xmlns:w="http://schemas.openxmlformats.org/wordprocessingml/2006/main" xmlns:m="http://schemas.openxmlformats.org/officeDocument/2006/math" xmlns:r="http://schemas.openxmlformats.org/officeDocument/2006/relationships" xmlns:o="urn:schemas-microsoft-com:office:office" xmlns:v="urn:schemas-microsoft-com:vml" xmlns:w10="urn:schemas-microsoft-com:office:word" xmlns:a="http://schemas.openxmlformats.org/drawingml/2006/main" xmlns:pic="http://schemas.openxmlformats.org/drawingml/2006/picture" xmlns:wp="http://schemas.openxmlformats.org/drawingml/2006/wordprocessingDrawing">
   <w:body>
-    <w:bookmarkStart w:id="22" w:name="санация-пользовательского-python-кода"/>
+    <w:bookmarkStart w:id="23" w:name="санация-пользовательского-python-кода"/>
     <w:p>
       <w:pPr>
         <w:pStyle w:val="Heading1"/>
@@ -95,7 +95,27 @@
         <w:t xml:space="preserve"> </w:t>
       </w:r>
       <w:r>
-        <w:t xml:space="preserve">— C-1, H-2, H-4.</w:t>
+        <w:t xml:space="preserve">— H-5; H-2 (file_ref ещё открыт).</w:t>
+      </w:r>
+      <w:r>
+        <w:t xml:space="preserve"> </w:t>
+      </w:r>
+      <w:r>
+        <w:t xml:space="preserve">Сводка гейтов и корней источников:</w:t>
+      </w:r>
+      <w:r>
+        <w:t xml:space="preserve"> </w:t>
+      </w:r>
+      <w:hyperlink r:id="rId10">
+        <w:r>
+          <w:rPr>
+            <w:rStyle w:val="Hyperlink"/>
+          </w:rPr>
+          <w:t xml:space="preserve">19_SECURITY.md</w:t>
+        </w:r>
+      </w:hyperlink>
+      <w:r>
+        <w:t xml:space="preserve">.</w:t>
       </w:r>
     </w:p>
     <w:p>
@@ -105,7 +125,7 @@
         </w:pict>
       </w:r>
     </w:p>
-    <w:bookmarkStart w:id="10" w:name="зачем"/>
+    <w:bookmarkStart w:id="11" w:name="зачем"/>
     <w:p>
       <w:pPr>
         <w:pStyle w:val="Heading2"/>
@@ -240,78 +260,7 @@
         <w:pStyle w:val="FirstParagraph"/>
       </w:pPr>
       <w:r>
-        <w:t xml:space="preserve">Текущая «песочница» в макросе — blocklist builtins (</w:t>
-      </w:r>
-      <w:r>
-        <w:rPr>
-          <w:rStyle w:val="VerbatimChar"/>
-        </w:rPr>
-        <w:t xml:space="preserve">__import__</w:t>
-      </w:r>
-      <w:r>
-        <w:t xml:space="preserve">,</w:t>
-      </w:r>
-      <w:r>
-        <w:t xml:space="preserve"> </w:t>
-      </w:r>
-      <w:r>
-        <w:rPr>
-          <w:rStyle w:val="VerbatimChar"/>
-        </w:rPr>
-        <w:t xml:space="preserve">open</w:t>
-      </w:r>
-      <w:r>
-        <w:t xml:space="preserve">,</w:t>
-      </w:r>
-      <w:r>
-        <w:t xml:space="preserve"> </w:t>
-      </w:r>
-      <w:r>
-        <w:rPr>
-          <w:rStyle w:val="VerbatimChar"/>
-        </w:rPr>
-        <w:t xml:space="preserve">eval</w:t>
-      </w:r>
-      <w:r>
-        <w:t xml:space="preserve">, …). Её можно обойти через</w:t>
-      </w:r>
-      <w:r>
-        <w:t xml:space="preserve"> </w:t>
-      </w:r>
-      <w:r>
-        <w:rPr>
-          <w:rStyle w:val="VerbatimChar"/>
-        </w:rPr>
-        <w:t xml:space="preserve">getattr</w:t>
-      </w:r>
-      <w:r>
-        <w:t xml:space="preserve"> </w:t>
-      </w:r>
-      <w:r>
-        <w:t xml:space="preserve">/</w:t>
-      </w:r>
-      <w:r>
-        <w:t xml:space="preserve"> </w:t>
-      </w:r>
-      <w:r>
-        <w:rPr>
-          <w:rStyle w:val="VerbatimChar"/>
-        </w:rPr>
-        <w:t xml:space="preserve">__subclasses__</w:t>
-      </w:r>
-      <w:r>
-        <w:t xml:space="preserve"> </w:t>
-      </w:r>
-      <w:r>
-        <w:t xml:space="preserve">и т.п. (см. C-1).</w:t>
-      </w:r>
-    </w:p>
-    <w:p>
-      <w:pPr>
-        <w:pStyle w:val="BodyText"/>
-      </w:pPr>
-      <w:r>
-        <w:t xml:space="preserve">Библиотека санации даёт</w:t>
+        <w:t xml:space="preserve">«Песочница» макроса:</w:t>
       </w:r>
       <w:r>
         <w:t xml:space="preserve"> </w:t>
@@ -321,28 +270,131 @@
           <w:b/>
           <w:bCs/>
         </w:rPr>
-        <w:t xml:space="preserve">статическую проверку AST и путей</w:t>
-      </w:r>
-      <w:r>
-        <w:t xml:space="preserve"> </w:t>
-      </w:r>
-      <w:r>
-        <w:t xml:space="preserve">до компиляции. Это не полная песочница ОС, а фильтр опасных конструкций и ограничение</w:t>
-      </w:r>
-      <w:r>
-        <w:t xml:space="preserve"> </w:t>
-      </w:r>
-      <w:r>
-        <w:rPr>
-          <w:rStyle w:val="VerbatimChar"/>
-        </w:rPr>
-        <w:t xml:space="preserve">file#</w:t>
-      </w:r>
-      <w:r>
-        <w:t xml:space="preserve"> </w:t>
-      </w:r>
-      <w:r>
-        <w:t xml:space="preserve">каталогом макроса.</w:t>
+        <w:t xml:space="preserve">AST-санация</w:t>
+      </w:r>
+      <w:r>
+        <w:t xml:space="preserve"> </w:t>
+      </w:r>
+      <w:r>
+        <w:t xml:space="preserve">+ blocklist builtins (</w:t>
+      </w:r>
+      <w:r>
+        <w:rPr>
+          <w:rStyle w:val="VerbatimChar"/>
+        </w:rPr>
+        <w:t xml:space="preserve">__import__</w:t>
+      </w:r>
+      <w:r>
+        <w:t xml:space="preserve">,</w:t>
+      </w:r>
+      <w:r>
+        <w:t xml:space="preserve"> </w:t>
+      </w:r>
+      <w:r>
+        <w:rPr>
+          <w:rStyle w:val="VerbatimChar"/>
+        </w:rPr>
+        <w:t xml:space="preserve">open</w:t>
+      </w:r>
+      <w:r>
+        <w:t xml:space="preserve">,</w:t>
+      </w:r>
+      <w:r>
+        <w:t xml:space="preserve"> </w:t>
+      </w:r>
+      <w:r>
+        <w:rPr>
+          <w:rStyle w:val="VerbatimChar"/>
+        </w:rPr>
+        <w:t xml:space="preserve">eval</w:t>
+      </w:r>
+      <w:r>
+        <w:t xml:space="preserve">,</w:t>
+      </w:r>
+      <w:r>
+        <w:t xml:space="preserve"> </w:t>
+      </w:r>
+      <w:r>
+        <w:rPr>
+          <w:rStyle w:val="VerbatimChar"/>
+        </w:rPr>
+        <w:t xml:space="preserve">getattr</w:t>
+      </w:r>
+      <w:r>
+        <w:t xml:space="preserve">, …),</w:t>
+      </w:r>
+      <w:r>
+        <w:t xml:space="preserve"> </w:t>
+      </w:r>
+      <w:r>
+        <w:t xml:space="preserve">синхронизированный с AST (</w:t>
+      </w:r>
+      <w:r>
+        <w:rPr>
+          <w:rStyle w:val="VerbatimChar"/>
+        </w:rPr>
+        <w:t xml:space="preserve">LM_SANITIZE_BUILTIN_BLOCKLIST</w:t>
+      </w:r>
+      <w:r>
+        <w:t xml:space="preserve"> </w:t>
+      </w:r>
+      <w:r>
+        <w:t xml:space="preserve">→</w:t>
+      </w:r>
+      <w:r>
+        <w:t xml:space="preserve"> </w:t>
+      </w:r>
+      <w:r>
+        <w:rPr>
+          <w:rStyle w:val="VerbatimChar"/>
+        </w:rPr>
+        <w:t xml:space="preserve">_MERGE_PP_EVAL_BUILTIN_BLOCKLIST</w:t>
+      </w:r>
+      <w:r>
+        <w:t xml:space="preserve">).</w:t>
+      </w:r>
+      <w:r>
+        <w:t xml:space="preserve"> </w:t>
+      </w:r>
+      <w:r>
+        <w:t xml:space="preserve">Compile B/C —</w:t>
+      </w:r>
+      <w:r>
+        <w:t xml:space="preserve"> </w:t>
+      </w:r>
+      <w:r>
+        <w:rPr>
+          <w:b/>
+          <w:bCs/>
+        </w:rPr>
+        <w:t xml:space="preserve">fail-closed</w:t>
+      </w:r>
+      <w:r>
+        <w:t xml:space="preserve">: если sanitize недоступен, код не выполняется.</w:t>
+      </w:r>
+    </w:p>
+    <w:p>
+      <w:pPr>
+        <w:pStyle w:val="BodyText"/>
+      </w:pPr>
+      <w:r>
+        <w:t xml:space="preserve">Библиотека даёт</w:t>
+      </w:r>
+      <w:r>
+        <w:t xml:space="preserve"> </w:t>
+      </w:r>
+      <w:r>
+        <w:rPr>
+          <w:b/>
+          <w:bCs/>
+        </w:rPr>
+        <w:t xml:space="preserve">статическую проверку</w:t>
+      </w:r>
+      <w:r>
+        <w:t xml:space="preserve"> </w:t>
+      </w:r>
+      <w:r>
+        <w:t xml:space="preserve">до компиляции. Это не полная песочница ОС.</w:t>
       </w:r>
     </w:p>
     <w:p>
@@ -352,8 +404,8 @@
         </w:pict>
       </w:r>
     </w:p>
-    <w:bookmarkEnd w:id="10"/>
-    <w:bookmarkStart w:id="11" w:name="что-проверяется"/>
+    <w:bookmarkEnd w:id="11"/>
+    <w:bookmarkStart w:id="12" w:name="что-проверяется"/>
     <w:p>
       <w:pPr>
         <w:pStyle w:val="Heading2"/>
@@ -604,7 +656,7 @@
               <w:pStyle w:val="Compact"/>
             </w:pPr>
             <w:r>
-              <w:t xml:space="preserve">Словарь builtins без blocklist (для будущей подстановки в eval)</w:t>
+              <w:t xml:space="preserve">Словарь builtins без blocklist (подключён в compile B/C)</w:t>
             </w:r>
           </w:p>
         </w:tc>
@@ -668,8 +720,8 @@
         </w:pict>
       </w:r>
     </w:p>
-    <w:bookmarkEnd w:id="11"/>
-    <w:bookmarkStart w:id="12" w:name="политики"/>
+    <w:bookmarkEnd w:id="12"/>
+    <w:bookmarkStart w:id="13" w:name="политики"/>
     <w:p>
       <w:pPr>
         <w:pStyle w:val="Heading2"/>
@@ -985,8 +1037,8 @@
         </w:pict>
       </w:r>
     </w:p>
-    <w:bookmarkEnd w:id="12"/>
-    <w:bookmarkStart w:id="13" w:name="запреты-standard-strict"/>
+    <w:bookmarkEnd w:id="13"/>
+    <w:bookmarkStart w:id="14" w:name="запреты-standard-strict"/>
     <w:p>
       <w:pPr>
         <w:pStyle w:val="Heading2"/>
@@ -1785,8 +1837,8 @@
         <w:t xml:space="preserve">.</w:t>
       </w:r>
     </w:p>
-    <w:bookmarkEnd w:id="13"/>
-    <w:bookmarkStart w:id="14" w:name="X4eb044262792b139be3f60b3173287a729b18ae"/>
+    <w:bookmarkEnd w:id="14"/>
+    <w:bookmarkStart w:id="15" w:name="X4eb044262792b139be3f60b3173287a729b18ae"/>
     <w:p>
       <w:pPr>
         <w:pStyle w:val="Heading2"/>
@@ -1816,8 +1868,8 @@
         <w:t xml:space="preserve">, …) этими правилами не запрещается.</w:t>
       </w:r>
     </w:p>
-    <w:bookmarkEnd w:id="14"/>
-    <w:bookmarkStart w:id="15" w:name="filefunc-пути"/>
+    <w:bookmarkEnd w:id="15"/>
+    <w:bookmarkStart w:id="16" w:name="filefunc-пути"/>
     <w:p>
       <w:pPr>
         <w:pStyle w:val="Heading2"/>
@@ -1978,7 +2030,44 @@
         <w:t xml:space="preserve"> </w:t>
       </w:r>
       <w:r>
-        <w:t xml:space="preserve">(сейчас макрос принимает любой abs path).</w:t>
+        <w:t xml:space="preserve">в sanitize_lib;</w:t>
+      </w:r>
+      <w:r>
+        <w:t xml:space="preserve"> </w:t>
+      </w:r>
+      <w:r>
+        <w:rPr>
+          <w:b/>
+          <w:bCs/>
+        </w:rPr>
+        <w:t xml:space="preserve">макрос</w:t>
+      </w:r>
+      <w:r>
+        <w:t xml:space="preserve"> </w:t>
+      </w:r>
+      <w:r>
+        <w:t xml:space="preserve">пока ещё принимает abs path</w:t>
+      </w:r>
+      <w:r>
+        <w:t xml:space="preserve"> </w:t>
+      </w:r>
+      <w:r>
+        <w:t xml:space="preserve">в</w:t>
+      </w:r>
+      <w:r>
+        <w:t xml:space="preserve"> </w:t>
+      </w:r>
+      <w:r>
+        <w:rPr>
+          <w:rStyle w:val="VerbatimChar"/>
+        </w:rPr>
+        <w:t xml:space="preserve">_merge_pp_resolve_script_path</w:t>
+      </w:r>
+      <w:r>
+        <w:t xml:space="preserve"> </w:t>
+      </w:r>
+      <w:r>
+        <w:t xml:space="preserve">— см. SECURITY_AUDIT H-2.</w:t>
       </w:r>
     </w:p>
     <w:p>
@@ -2026,8 +2115,8 @@
         </w:pict>
       </w:r>
     </w:p>
-    <w:bookmarkEnd w:id="15"/>
-    <w:bookmarkStart w:id="16" w:name="примеры-вызова-вне-макроса"/>
+    <w:bookmarkEnd w:id="16"/>
+    <w:bookmarkStart w:id="17" w:name="примеры-вызова-вне-макроса"/>
     <w:p>
       <w:pPr>
         <w:pStyle w:val="Heading2"/>
@@ -2845,8 +2934,8 @@
         </w:pict>
       </w:r>
     </w:p>
-    <w:bookmarkEnd w:id="16"/>
-    <w:bookmarkStart w:id="17" w:name="примеры-плохих-функций-в-macro-lib"/>
+    <w:bookmarkEnd w:id="17"/>
+    <w:bookmarkStart w:id="18" w:name="примеры-плохих-функций-в-macro-lib"/>
     <w:p>
       <w:pPr>
         <w:pStyle w:val="Heading2"/>
@@ -3261,236 +3350,231 @@
         </w:pict>
       </w:r>
     </w:p>
-    <w:bookmarkEnd w:id="17"/>
-    <w:bookmarkStart w:id="19" w:name="планируемая-интеграция-ещё-не-сделано"/>
+    <w:bookmarkEnd w:id="18"/>
+    <w:bookmarkStart w:id="20" w:name="интеграция-в-макрос-актуально"/>
     <w:p>
       <w:pPr>
         <w:pStyle w:val="Heading2"/>
       </w:pPr>
       <w:r>
-        <w:t xml:space="preserve">Планируемая интеграция (ещё не сделано)</w:t>
-      </w:r>
-    </w:p>
-    <w:p>
-      <w:pPr>
-        <w:pStyle w:val="FirstParagraph"/>
-      </w:pPr>
-      <w:r>
-        <w:t xml:space="preserve">Точки в</w:t>
-      </w:r>
-      <w:r>
-        <w:t xml:space="preserve"> </w:t>
-      </w:r>
-      <w:r>
-        <w:rPr>
-          <w:rStyle w:val="VerbatimChar"/>
-        </w:rPr>
-        <w:t xml:space="preserve">collect_workbooks.py</w:t>
-      </w:r>
-      <w:r>
-        <w:t xml:space="preserve">:</w:t>
-      </w:r>
-    </w:p>
-    <w:p>
-      <w:pPr>
-        <w:pStyle w:val="Compact"/>
-        <w:numPr>
-          <w:ilvl w:val="0"/>
-          <w:numId w:val="1003"/>
-        </w:numPr>
-      </w:pPr>
-      <w:r>
-        <w:rPr>
-          <w:rStyle w:val="VerbatimChar"/>
-        </w:rPr>
-        <w:t xml:space="preserve">_merge_pp_compile_postprocess_code</w:t>
-      </w:r>
-      <w:r>
-        <w:t xml:space="preserve"> </w:t>
-      </w:r>
-      <w:r>
-        <w:t xml:space="preserve">— перед</w:t>
-      </w:r>
-      <w:r>
-        <w:t xml:space="preserve"> </w:t>
-      </w:r>
-      <w:r>
-        <w:rPr>
-          <w:rStyle w:val="VerbatimChar"/>
-        </w:rPr>
-        <w:t xml:space="preserve">eval</w:t>
-      </w:r>
-      <w:r>
-        <w:t xml:space="preserve">/</w:t>
-      </w:r>
-      <w:r>
-        <w:rPr>
-          <w:rStyle w:val="VerbatimChar"/>
-        </w:rPr>
-        <w:t xml:space="preserve">exec</w:t>
-      </w:r>
-      <w:r>
-        <w:t xml:space="preserve"> </w:t>
-      </w:r>
-      <w:r>
-        <w:t xml:space="preserve">вызвать</w:t>
-      </w:r>
-      <w:r>
-        <w:t xml:space="preserve"> </w:t>
-      </w:r>
-      <w:r>
-        <w:rPr>
-          <w:rStyle w:val="VerbatimChar"/>
-        </w:rPr>
-        <w:t xml:space="preserve">lm_sanitize_code</w:t>
-      </w:r>
-      <w:r>
-        <w:t xml:space="preserve">; при</w:t>
-      </w:r>
-      <w:r>
-        <w:t xml:space="preserve"> </w:t>
-      </w:r>
-      <w:r>
-        <w:rPr>
-          <w:rStyle w:val="VerbatimChar"/>
-        </w:rPr>
-        <w:t xml:space="preserve">not ok</w:t>
-      </w:r>
-      <w:r>
-        <w:t xml:space="preserve"> </w:t>
-      </w:r>
-      <w:r>
-        <w:t xml:space="preserve">— лог и</w:t>
-      </w:r>
-      <w:r>
-        <w:t xml:space="preserve"> </w:t>
-      </w:r>
-      <w:r>
-        <w:rPr>
-          <w:rStyle w:val="VerbatimChar"/>
-        </w:rPr>
-        <w:t xml:space="preserve">None</w:t>
-      </w:r>
-      <w:r>
-        <w:t xml:space="preserve">.</w:t>
-      </w:r>
-    </w:p>
-    <w:p>
-      <w:pPr>
-        <w:pStyle w:val="Compact"/>
-        <w:numPr>
-          <w:ilvl w:val="0"/>
-          <w:numId w:val="1003"/>
-        </w:numPr>
-      </w:pPr>
-      <w:r>
-        <w:rPr>
-          <w:rStyle w:val="VerbatimChar"/>
-        </w:rPr>
-        <w:t xml:space="preserve">_merge_pp_resolve_script_path</w:t>
-      </w:r>
-      <w:r>
-        <w:t xml:space="preserve"> </w:t>
-      </w:r>
-      <w:r>
-        <w:t xml:space="preserve">/</w:t>
-      </w:r>
-      <w:r>
-        <w:t xml:space="preserve"> </w:t>
-      </w:r>
-      <w:r>
-        <w:rPr>
-          <w:rStyle w:val="VerbatimChar"/>
-        </w:rPr>
-        <w:t xml:space="preserve">_merge_pp_load_function_from_file_ref</w:t>
-      </w:r>
-      <w:r>
-        <w:t xml:space="preserve"> </w:t>
-      </w:r>
-      <w:r>
-        <w:t xml:space="preserve">— заменить/обернуть</w:t>
-      </w:r>
-      <w:r>
-        <w:t xml:space="preserve"> </w:t>
-      </w:r>
-      <w:r>
-        <w:rPr>
-          <w:rStyle w:val="VerbatimChar"/>
-        </w:rPr>
-        <w:t xml:space="preserve">lm_sanitize_file_ref</w:t>
-      </w:r>
-      <w:r>
-        <w:t xml:space="preserve"> </w:t>
-      </w:r>
-      <w:r>
-        <w:t xml:space="preserve">+</w:t>
-      </w:r>
-      <w:r>
-        <w:t xml:space="preserve"> </w:t>
-      </w:r>
-      <w:r>
-        <w:rPr>
-          <w:rStyle w:val="VerbatimChar"/>
-        </w:rPr>
-        <w:t xml:space="preserve">lm_sanitize_load_file_function</w:t>
-      </w:r>
-      <w:r>
-        <w:t xml:space="preserve"> </w:t>
-      </w:r>
-      <w:r>
-        <w:t xml:space="preserve">(запрет abs вне каталога макроса).</w:t>
-      </w:r>
-    </w:p>
-    <w:p>
-      <w:pPr>
-        <w:pStyle w:val="Compact"/>
-        <w:numPr>
-          <w:ilvl w:val="0"/>
-          <w:numId w:val="1003"/>
-        </w:numPr>
-      </w:pPr>
-      <w:r>
-        <w:t xml:space="preserve">Опционально: собрать builtins через</w:t>
-      </w:r>
-      <w:r>
-        <w:t xml:space="preserve"> </w:t>
-      </w:r>
-      <w:r>
-        <w:rPr>
-          <w:rStyle w:val="VerbatimChar"/>
-        </w:rPr>
-        <w:t xml:space="preserve">lm_sanitize_filtered_builtins</w:t>
-      </w:r>
-      <w:r>
-        <w:t xml:space="preserve"> </w:t>
-      </w:r>
-      <w:r>
-        <w:t xml:space="preserve">вместо локального</w:t>
-      </w:r>
-      <w:r>
-        <w:t xml:space="preserve"> </w:t>
-      </w:r>
-      <w:r>
-        <w:rPr>
-          <w:rStyle w:val="VerbatimChar"/>
-        </w:rPr>
-        <w:t xml:space="preserve">_merge_pp_postprocess_eval_builtins</w:t>
-      </w:r>
-      <w:r>
-        <w:t xml:space="preserve">.</w:t>
-      </w:r>
-    </w:p>
-    <w:p>
-      <w:pPr>
-        <w:pStyle w:val="FirstParagraph"/>
-      </w:pPr>
-      <w:r>
-        <w:t xml:space="preserve">После подключения: обновить</w:t>
-      </w:r>
-      <w:r>
-        <w:t xml:space="preserve"> </w:t>
-      </w:r>
-      <w:hyperlink r:id="rId18">
+        <w:t xml:space="preserve">Интеграция в макрос (актуально)</w:t>
+      </w:r>
+    </w:p>
+    <w:tbl>
+      <w:tblPr>
+        <w:tblStyle w:val="Table"/>
+        <w:tblW w:type="pct" w:w="5000"/>
+        <w:tblLayout w:type="fixed"/>
+        <w:tblLook w:firstRow="1" w:lastRow="0" w:firstColumn="0" w:lastColumn="0" w:noHBand="0" w:noVBand="0" w:val="0020"/>
+      </w:tblPr>
+      <w:tblGrid>
+        <w:gridCol w:w="3696"/>
+        <w:gridCol w:w="4224"/>
+      </w:tblGrid>
+      <w:tr>
+        <w:trPr>
+          <w:tblHeader w:val="on"/>
+        </w:trPr>
+        <w:tc>
+          <w:tcPr/>
+          <w:p>
+            <w:pPr>
+              <w:pStyle w:val="Compact"/>
+            </w:pPr>
+            <w:r>
+              <w:t xml:space="preserve">Точка</w:t>
+            </w:r>
+          </w:p>
+        </w:tc>
+        <w:tc>
+          <w:tcPr/>
+          <w:p>
+            <w:pPr>
+              <w:pStyle w:val="Compact"/>
+            </w:pPr>
+            <w:r>
+              <w:t xml:space="preserve">Статус</w:t>
+            </w:r>
+          </w:p>
+        </w:tc>
+      </w:tr>
+      <w:tr>
+        <w:tc>
+          <w:tcPr/>
+          <w:p>
+            <w:pPr>
+              <w:pStyle w:val="Compact"/>
+            </w:pPr>
+            <w:r>
+              <w:rPr>
+                <w:rStyle w:val="VerbatimChar"/>
+              </w:rPr>
+              <w:t xml:space="preserve">_merge_pp_compile_postprocess_code</w:t>
+            </w:r>
+          </w:p>
+        </w:tc>
+        <w:tc>
+          <w:tcPr/>
+          <w:p>
+            <w:pPr>
+              <w:pStyle w:val="Compact"/>
+            </w:pPr>
+            <w:r>
+              <w:rPr>
+                <w:b/>
+                <w:bCs/>
+              </w:rPr>
+              <w:t xml:space="preserve">Сделано:</w:t>
+            </w:r>
+            <w:r>
+              <w:t xml:space="preserve"> </w:t>
+            </w:r>
+            <w:r>
+              <w:rPr>
+                <w:rStyle w:val="VerbatimChar"/>
+              </w:rPr>
+              <w:t xml:space="preserve">lm_sanitize_code</w:t>
+            </w:r>
+            <w:r>
+              <w:t xml:space="preserve"> </w:t>
+            </w:r>
+            <w:r>
+              <w:t xml:space="preserve">+ fail-closed;</w:t>
+            </w:r>
+            <w:r>
+              <w:t xml:space="preserve"> </w:t>
+            </w:r>
+            <w:r>
+              <w:rPr>
+                <w:rStyle w:val="VerbatimChar"/>
+              </w:rPr>
+              <w:t xml:space="preserve">lm_sanitize_filtered_builtins</w:t>
+            </w:r>
+          </w:p>
+        </w:tc>
+      </w:tr>
+      <w:tr>
+        <w:tc>
+          <w:tcPr/>
+          <w:p>
+            <w:pPr>
+              <w:pStyle w:val="Compact"/>
+            </w:pPr>
+            <w:r>
+              <w:t xml:space="preserve">Лямбды / фильтры листов / строк</w:t>
+            </w:r>
+          </w:p>
+        </w:tc>
+        <w:tc>
+          <w:tcPr/>
+          <w:p>
+            <w:pPr>
+              <w:pStyle w:val="Compact"/>
+            </w:pPr>
+            <w:r>
+              <w:rPr>
+                <w:b/>
+                <w:bCs/>
+              </w:rPr>
+              <w:t xml:space="preserve">Сделано:</w:t>
+            </w:r>
+            <w:r>
+              <w:t xml:space="preserve"> </w:t>
+            </w:r>
+            <w:r>
+              <w:t xml:space="preserve">через</w:t>
+            </w:r>
+            <w:r>
+              <w:t xml:space="preserve"> </w:t>
+            </w:r>
+            <w:r>
+              <w:rPr>
+                <w:rStyle w:val="VerbatimChar"/>
+              </w:rPr>
+              <w:t xml:space="preserve">lm_sanitize_code_or_raise</w:t>
+            </w:r>
+          </w:p>
+        </w:tc>
+      </w:tr>
+      <w:tr>
+        <w:tc>
+          <w:tcPr/>
+          <w:p>
+            <w:pPr>
+              <w:pStyle w:val="Compact"/>
+            </w:pPr>
+            <w:r>
+              <w:rPr>
+                <w:rStyle w:val="VerbatimChar"/>
+              </w:rPr>
+              <w:t xml:space="preserve">_merge_pp_resolve_script_path</w:t>
+            </w:r>
+            <w:r>
+              <w:t xml:space="preserve"> </w:t>
+            </w:r>
+            <w:r>
+              <w:t xml:space="preserve">/ file#</w:t>
+            </w:r>
+          </w:p>
+        </w:tc>
+        <w:tc>
+          <w:tcPr/>
+          <w:p>
+            <w:pPr>
+              <w:pStyle w:val="Compact"/>
+            </w:pPr>
+            <w:r>
+              <w:rPr>
+                <w:b/>
+                <w:bCs/>
+              </w:rPr>
+              <w:t xml:space="preserve">Не сделано:</w:t>
+            </w:r>
+            <w:r>
+              <w:t xml:space="preserve"> </w:t>
+            </w:r>
+            <w:r>
+              <w:t xml:space="preserve">подключить</w:t>
+            </w:r>
+            <w:r>
+              <w:t xml:space="preserve"> </w:t>
+            </w:r>
+            <w:r>
+              <w:rPr>
+                <w:rStyle w:val="VerbatimChar"/>
+              </w:rPr>
+              <w:t xml:space="preserve">lm_sanitize_file_ref</w:t>
+            </w:r>
+            <w:r>
+              <w:t xml:space="preserve"> </w:t>
+            </w:r>
+            <w:r>
+              <w:t xml:space="preserve">/</w:t>
+            </w:r>
+            <w:r>
+              <w:t xml:space="preserve"> </w:t>
+            </w:r>
+            <w:r>
+              <w:rPr>
+                <w:rStyle w:val="VerbatimChar"/>
+              </w:rPr>
+              <w:t xml:space="preserve">lm_sanitize_load_file_function</w:t>
+            </w:r>
+          </w:p>
+        </w:tc>
+      </w:tr>
+    </w:tbl>
+    <w:p>
+      <w:pPr>
+        <w:pStyle w:val="BodyText"/>
+      </w:pPr>
+      <w:r>
+        <w:t xml:space="preserve">После закрытия H-2 обновить</w:t>
+      </w:r>
+      <w:r>
+        <w:t xml:space="preserve"> </w:t>
+      </w:r>
+      <w:hyperlink r:id="rId19">
         <w:r>
           <w:rPr>
             <w:rStyle w:val="Hyperlink"/>
@@ -3499,22 +3583,10 @@
         </w:r>
       </w:hyperlink>
       <w:r>
-        <w:t xml:space="preserve">,</w:t>
-      </w:r>
-      <w:r>
-        <w:t xml:space="preserve"> </w:t>
-      </w:r>
-      <w:r>
-        <w:rPr>
-          <w:rStyle w:val="VerbatimChar"/>
-        </w:rPr>
-        <w:t xml:space="preserve">functions_pp.py</w:t>
-      </w:r>
-      <w:r>
-        <w:t xml:space="preserve"> </w:t>
-      </w:r>
-      <w:r>
-        <w:t xml:space="preserve">(справка про blocklist) и строку статуса в</w:t>
+        <w:t xml:space="preserve"> </w:t>
+      </w:r>
+      <w:r>
+        <w:t xml:space="preserve">и строку статуса в</w:t>
       </w:r>
       <w:r>
         <w:t xml:space="preserve"> </w:t>
@@ -3598,8 +3670,8 @@
         </w:pict>
       </w:r>
     </w:p>
-    <w:bookmarkEnd w:id="19"/>
-    <w:bookmarkStart w:id="20" w:name="ограничения"/>
+    <w:bookmarkEnd w:id="20"/>
+    <w:bookmarkStart w:id="21" w:name="ограничения"/>
     <w:p>
       <w:pPr>
         <w:pStyle w:val="Heading2"/>
@@ -3613,7 +3685,7 @@
         <w:pStyle w:val="Compact"/>
         <w:numPr>
           <w:ilvl w:val="0"/>
-          <w:numId w:val="1004"/>
+          <w:numId w:val="1003"/>
         </w:numPr>
       </w:pPr>
       <w:r>
@@ -3650,7 +3722,7 @@
         <w:pStyle w:val="Compact"/>
         <w:numPr>
           <w:ilvl w:val="0"/>
-          <w:numId w:val="1004"/>
+          <w:numId w:val="1003"/>
         </w:numPr>
       </w:pPr>
       <w:r>
@@ -3718,7 +3790,7 @@
         <w:pStyle w:val="Compact"/>
         <w:numPr>
           <w:ilvl w:val="0"/>
-          <w:numId w:val="1004"/>
+          <w:numId w:val="1003"/>
         </w:numPr>
       </w:pPr>
       <w:r>
@@ -3751,7 +3823,7 @@
         <w:pStyle w:val="Compact"/>
         <w:numPr>
           <w:ilvl w:val="0"/>
-          <w:numId w:val="1004"/>
+          <w:numId w:val="1003"/>
         </w:numPr>
       </w:pPr>
       <w:r>
@@ -3763,7 +3835,7 @@
         <w:pStyle w:val="Compact"/>
         <w:numPr>
           <w:ilvl w:val="0"/>
-          <w:numId w:val="1004"/>
+          <w:numId w:val="1003"/>
         </w:numPr>
       </w:pPr>
       <w:r>
@@ -3792,8 +3864,8 @@
         </w:pict>
       </w:r>
     </w:p>
-    <w:bookmarkEnd w:id="20"/>
-    <w:bookmarkStart w:id="21" w:name="версия"/>
+    <w:bookmarkEnd w:id="21"/>
+    <w:bookmarkStart w:id="22" w:name="версия"/>
     <w:p>
       <w:pPr>
         <w:pStyle w:val="Heading2"/>
@@ -3834,8 +3906,8 @@
         <w:t xml:space="preserve">при релизах.</w:t>
       </w:r>
     </w:p>
-    <w:bookmarkEnd w:id="21"/>
     <w:bookmarkEnd w:id="22"/>
+    <w:bookmarkEnd w:id="23"/>
     <w:sectPr>
       <w:footnotePr>
         <w:numRestart w:val="eachSect"/>
@@ -4171,36 +4243,6 @@
     <w:abstractNumId w:val="991"/>
   </w:num>
   <w:num w:numId="1003">
-    <w:abstractNumId w:val="99411"/>
-    <w:lvlOverride w:ilvl="0">
-      <w:startOverride w:val="1"/>
-    </w:lvlOverride>
-    <w:lvlOverride w:ilvl="1">
-      <w:startOverride w:val="1"/>
-    </w:lvlOverride>
-    <w:lvlOverride w:ilvl="2">
-      <w:startOverride w:val="1"/>
-    </w:lvlOverride>
-    <w:lvlOverride w:ilvl="3">
-      <w:startOverride w:val="1"/>
-    </w:lvlOverride>
-    <w:lvlOverride w:ilvl="4">
-      <w:startOverride w:val="1"/>
-    </w:lvlOverride>
-    <w:lvlOverride w:ilvl="5">
-      <w:startOverride w:val="1"/>
-    </w:lvlOverride>
-    <w:lvlOverride w:ilvl="6">
-      <w:startOverride w:val="1"/>
-    </w:lvlOverride>
-    <w:lvlOverride w:ilvl="7">
-      <w:startOverride w:val="1"/>
-    </w:lvlOverride>
-    <w:lvlOverride w:ilvl="8">
-      <w:startOverride w:val="1"/>
-    </w:lvlOverride>
-  </w:num>
-  <w:num w:numId="1004">
     <w:abstractNumId w:val="991"/>
   </w:num>
 </w:numbering>
